--- a/resume-3/Arnab_Khan_Resume.docx
+++ b/resume-3/Arnab_Khan_Resume.docx
@@ -43,7 +43,7 @@
           <w:sz w:val="28"/>
           <w:szCs w:val="28"/>
         </w:rPr>
-        <w:t>Java</w:t>
+        <w:t>Frontend</w:t>
       </w:r>
       <w:r>
         <w:rPr>
@@ -74,14 +74,7 @@
           <w:sz w:val="28"/>
           <w:szCs w:val="28"/>
         </w:rPr>
-        <w:t xml:space="preserve">Spring Boot </w:t>
-      </w:r>
-      <w:r>
-        <w:rPr>
-          <w:sz w:val="28"/>
-          <w:szCs w:val="28"/>
-        </w:rPr>
-        <w:t>|</w:t>
+        <w:t>Angular</w:t>
       </w:r>
       <w:r>
         <w:rPr>
@@ -93,11 +86,25 @@
       </w:r>
       <w:r>
         <w:rPr>
+          <w:sz w:val="28"/>
+          <w:szCs w:val="28"/>
+        </w:rPr>
+        <w:t xml:space="preserve">| </w:t>
+      </w:r>
+      <w:r>
+        <w:rPr>
           <w:color w:val="ED7D31" w:themeColor="accent2"/>
           <w:sz w:val="28"/>
           <w:szCs w:val="28"/>
         </w:rPr>
-        <w:t>Angular</w:t>
+        <w:t xml:space="preserve">JavaScript </w:t>
+      </w:r>
+      <w:r>
+        <w:rPr>
+          <w:sz w:val="28"/>
+          <w:szCs w:val="28"/>
+        </w:rPr>
+        <w:t xml:space="preserve">| </w:t>
       </w:r>
       <w:r>
         <w:rPr>
@@ -105,75 +112,14 @@
           <w:sz w:val="28"/>
           <w:szCs w:val="28"/>
         </w:rPr>
-        <w:t xml:space="preserve"> </w:t>
+        <w:t>TypeScript</w:t>
       </w:r>
       <w:r>
         <w:rPr>
           <w:sz w:val="28"/>
           <w:szCs w:val="28"/>
         </w:rPr>
-        <w:t xml:space="preserve">| </w:t>
-      </w:r>
-      <w:r>
-        <w:rPr>
-          <w:color w:val="ED7D31" w:themeColor="accent2"/>
-          <w:sz w:val="28"/>
-          <w:szCs w:val="28"/>
-        </w:rPr>
-        <w:t xml:space="preserve">JavaScript </w:t>
-      </w:r>
-      <w:r>
-        <w:rPr>
-          <w:sz w:val="28"/>
-          <w:szCs w:val="28"/>
-        </w:rPr>
-        <w:t xml:space="preserve">| </w:t>
-      </w:r>
-      <w:r>
-        <w:rPr>
-          <w:color w:val="ED7D31" w:themeColor="accent2"/>
-          <w:sz w:val="28"/>
-          <w:szCs w:val="28"/>
-        </w:rPr>
-        <w:t>TypeScript</w:t>
-      </w:r>
-      <w:r>
-        <w:rPr>
-          <w:sz w:val="28"/>
-          <w:szCs w:val="28"/>
-        </w:rPr>
         <w:t>)</w:t>
-      </w:r>
-    </w:p>
-    <w:p>
-      <w:pPr>
-        <w:rPr>
-          <w:sz w:val="24"/>
-          <w:szCs w:val="24"/>
-        </w:rPr>
-      </w:pPr>
-      <w:r>
-        <w:rPr>
-          <w:b/>
-          <w:bCs/>
-          <w:sz w:val="24"/>
-          <w:szCs w:val="24"/>
-        </w:rPr>
-        <w:t>Location:</w:t>
-      </w:r>
-      <w:r>
-        <w:rPr>
-          <w:sz w:val="24"/>
-          <w:szCs w:val="24"/>
-        </w:rPr>
-        <w:t xml:space="preserve"> </w:t>
-      </w:r>
-      <w:r>
-        <w:rPr>
-          <w:sz w:val="24"/>
-          <w:szCs w:val="24"/>
-        </w:rPr>
-        <w:t>West Bengal, India</w:t>
       </w:r>
     </w:p>
     <w:p>
@@ -221,7 +167,7 @@
           <w:sz w:val="24"/>
           <w:szCs w:val="24"/>
         </w:rPr>
-        <w:tab/>
+        <w:t xml:space="preserve">     </w:t>
       </w:r>
       <w:r>
         <w:rPr>
@@ -249,6 +195,38 @@
           <w:t>arnabkhanxyz@gmail.com</w:t>
         </w:r>
       </w:hyperlink>
+      <w:r>
+        <w:t xml:space="preserve">      </w:t>
+      </w:r>
+      <w:r>
+        <w:t xml:space="preserve"> </w:t>
+      </w:r>
+      <w:r>
+        <w:rPr>
+          <w:b/>
+          <w:bCs/>
+          <w:sz w:val="24"/>
+          <w:szCs w:val="24"/>
+        </w:rPr>
+        <w:t>LinkedIn:</w:t>
+      </w:r>
+      <w:r>
+        <w:rPr>
+          <w:sz w:val="24"/>
+          <w:szCs w:val="24"/>
+        </w:rPr>
+        <w:t xml:space="preserve"> </w:t>
+      </w:r>
+      <w:hyperlink r:id="rId7" w:history="1">
+        <w:r>
+          <w:rPr>
+            <w:rStyle w:val="Hyperlink"/>
+            <w:sz w:val="24"/>
+            <w:szCs w:val="24"/>
+          </w:rPr>
+          <w:t>https://linkedin.com/in/khan-arnab</w:t>
+        </w:r>
+      </w:hyperlink>
     </w:p>
     <w:p>
       <w:pPr>
@@ -273,7 +251,7 @@
         </w:rPr>
         <w:t xml:space="preserve"> </w:t>
       </w:r>
-      <w:hyperlink r:id="rId7" w:history="1">
+      <w:hyperlink r:id="rId8" w:history="1">
         <w:r>
           <w:rPr>
             <w:rStyle w:val="Hyperlink"/>
@@ -284,61 +262,15 @@
         </w:r>
       </w:hyperlink>
       <w:r>
+        <w:t xml:space="preserve"> </w:t>
+      </w:r>
+      <w:r>
         <w:rPr>
           <w:sz w:val="24"/>
           <w:szCs w:val="24"/>
         </w:rPr>
         <w:t xml:space="preserve">  </w:t>
       </w:r>
-    </w:p>
-    <w:p>
-      <w:pPr>
-        <w:rPr>
-          <w:sz w:val="24"/>
-          <w:szCs w:val="24"/>
-        </w:rPr>
-      </w:pPr>
-      <w:r>
-        <w:rPr>
-          <w:b/>
-          <w:bCs/>
-          <w:sz w:val="24"/>
-          <w:szCs w:val="24"/>
-        </w:rPr>
-        <w:t>LinkedIn:</w:t>
-      </w:r>
-      <w:r>
-        <w:rPr>
-          <w:sz w:val="24"/>
-          <w:szCs w:val="24"/>
-        </w:rPr>
-        <w:t xml:space="preserve"> </w:t>
-      </w:r>
-      <w:hyperlink r:id="rId8" w:history="1">
-        <w:r>
-          <w:rPr>
-            <w:rStyle w:val="Hyperlink"/>
-            <w:sz w:val="24"/>
-            <w:szCs w:val="24"/>
-          </w:rPr>
-          <w:t>https://linkedin.com/in/khan-arnab</w:t>
-        </w:r>
-      </w:hyperlink>
-      <w:r>
-        <w:rPr>
-          <w:sz w:val="24"/>
-          <w:szCs w:val="24"/>
-        </w:rPr>
-        <w:t xml:space="preserve">   </w:t>
-      </w:r>
-    </w:p>
-    <w:p>
-      <w:pPr>
-        <w:rPr>
-          <w:sz w:val="28"/>
-          <w:szCs w:val="28"/>
-        </w:rPr>
-      </w:pPr>
       <w:r>
         <w:rPr>
           <w:b/>
@@ -372,6 +304,36 @@
         </w:rPr>
         <w:t xml:space="preserve"> </w:t>
       </w:r>
+      <w:r>
+        <w:rPr>
+          <w:sz w:val="28"/>
+          <w:szCs w:val="28"/>
+        </w:rPr>
+        <w:t xml:space="preserve">  </w:t>
+      </w:r>
+      <w:r>
+        <w:rPr>
+          <w:b/>
+          <w:bCs/>
+          <w:sz w:val="24"/>
+          <w:szCs w:val="24"/>
+        </w:rPr>
+        <w:t>Location:</w:t>
+      </w:r>
+      <w:r>
+        <w:rPr>
+          <w:sz w:val="24"/>
+          <w:szCs w:val="24"/>
+        </w:rPr>
+        <w:t xml:space="preserve"> </w:t>
+      </w:r>
+      <w:r>
+        <w:rPr>
+          <w:sz w:val="24"/>
+          <w:szCs w:val="24"/>
+        </w:rPr>
+        <w:t>West Bengal, India</w:t>
+      </w:r>
     </w:p>
     <w:p>
       <w:pPr>
@@ -421,7 +383,7 @@
           <w:sz w:val="24"/>
           <w:szCs w:val="24"/>
         </w:rPr>
-        <w:t>Software Developer with 4+ years of experience building scalable web applications using Angular. Seeking Full-Stack roles with Java and Spring Boot</w:t>
+        <w:t>Software Developer with 4+ years of experience building scalable web applications using Angular. Experienced in reusable component architecture, multi-tenant applications, and dynamic UI development</w:t>
       </w:r>
       <w:r>
         <w:rPr>
@@ -429,6 +391,16 @@
           <w:szCs w:val="24"/>
         </w:rPr>
         <w:t>.</w:t>
+      </w:r>
+      <w:r>
+        <w:t xml:space="preserve"> </w:t>
+      </w:r>
+      <w:r>
+        <w:rPr>
+          <w:sz w:val="24"/>
+          <w:szCs w:val="24"/>
+        </w:rPr>
+        <w:t>Currently expanding into Full-Stack development with Java and Spring Boot.</w:t>
       </w:r>
     </w:p>
     <w:p>
@@ -489,39 +461,27 @@
         <w:spacing w:line="240" w:lineRule="auto"/>
         <w:ind w:firstLine="720"/>
         <w:rPr>
-          <w:position w:val="8"/>
-          <w:sz w:val="24"/>
-          <w:szCs w:val="24"/>
-        </w:rPr>
-      </w:pPr>
-      <w:r>
-        <w:rPr>
-          <w:b/>
-          <w:bCs/>
-          <w:position w:val="8"/>
-          <w:sz w:val="24"/>
-          <w:szCs w:val="24"/>
-        </w:rPr>
-        <w:t>Programming Language:</w:t>
-      </w:r>
-      <w:r>
-        <w:rPr>
-          <w:position w:val="8"/>
-          <w:sz w:val="24"/>
-          <w:szCs w:val="24"/>
-        </w:rPr>
-        <w:t xml:space="preserve"> </w:t>
-      </w:r>
-      <w:r>
-        <w:rPr>
-          <w:position w:val="8"/>
-          <w:sz w:val="24"/>
-          <w:szCs w:val="24"/>
-        </w:rPr>
-        <w:t>Java,</w:t>
-      </w:r>
-      <w:r>
-        <w:rPr>
+          <w:b/>
+          <w:bCs/>
+          <w:position w:val="8"/>
+          <w:sz w:val="24"/>
+          <w:szCs w:val="24"/>
+        </w:rPr>
+      </w:pPr>
+      <w:r>
+        <w:rPr>
+          <w:b/>
+          <w:bCs/>
+          <w:position w:val="8"/>
+          <w:sz w:val="24"/>
+          <w:szCs w:val="24"/>
+        </w:rPr>
+        <w:t>Frontend:</w:t>
+      </w:r>
+      <w:r>
+        <w:rPr>
+          <w:b/>
+          <w:bCs/>
           <w:position w:val="8"/>
           <w:sz w:val="24"/>
           <w:szCs w:val="24"/>
@@ -542,185 +502,267 @@
           <w:sz w:val="24"/>
           <w:szCs w:val="24"/>
         </w:rPr>
+        <w:t>,</w:t>
+      </w:r>
+      <w:r>
+        <w:rPr>
+          <w:position w:val="8"/>
+          <w:sz w:val="24"/>
+          <w:szCs w:val="24"/>
+        </w:rPr>
+        <w:t xml:space="preserve"> </w:t>
+      </w:r>
+      <w:r>
+        <w:rPr>
+          <w:position w:val="8"/>
+          <w:sz w:val="24"/>
+          <w:szCs w:val="24"/>
+        </w:rPr>
+        <w:t>Angular,</w:t>
+      </w:r>
+      <w:r>
+        <w:rPr>
+          <w:b/>
+          <w:bCs/>
+          <w:position w:val="8"/>
+          <w:sz w:val="24"/>
+          <w:szCs w:val="24"/>
+        </w:rPr>
+        <w:t xml:space="preserve"> </w:t>
+      </w:r>
+      <w:r>
+        <w:rPr>
+          <w:position w:val="8"/>
+          <w:sz w:val="24"/>
+          <w:szCs w:val="24"/>
+        </w:rPr>
+        <w:t xml:space="preserve">Angular Material, </w:t>
+      </w:r>
+      <w:proofErr w:type="spellStart"/>
+      <w:r>
+        <w:rPr>
+          <w:position w:val="8"/>
+          <w:sz w:val="24"/>
+          <w:szCs w:val="24"/>
+        </w:rPr>
+        <w:t>RxJS</w:t>
+      </w:r>
+      <w:proofErr w:type="spellEnd"/>
+      <w:r>
+        <w:rPr>
+          <w:position w:val="8"/>
+          <w:sz w:val="24"/>
+          <w:szCs w:val="24"/>
+        </w:rPr>
+        <w:t>,</w:t>
+      </w:r>
+      <w:r>
+        <w:rPr>
+          <w:position w:val="8"/>
+          <w:sz w:val="24"/>
+          <w:szCs w:val="24"/>
+        </w:rPr>
+        <w:t xml:space="preserve"> </w:t>
+      </w:r>
+      <w:proofErr w:type="spellStart"/>
+      <w:r>
+        <w:rPr>
+          <w:position w:val="8"/>
+          <w:sz w:val="24"/>
+          <w:szCs w:val="24"/>
+        </w:rPr>
+        <w:t>NgRx</w:t>
+      </w:r>
+      <w:proofErr w:type="spellEnd"/>
+      <w:r>
+        <w:rPr>
+          <w:position w:val="8"/>
+          <w:sz w:val="24"/>
+          <w:szCs w:val="24"/>
+        </w:rPr>
+        <w:t>,</w:t>
+      </w:r>
+      <w:r>
+        <w:rPr>
+          <w:position w:val="8"/>
+          <w:sz w:val="24"/>
+          <w:szCs w:val="24"/>
+        </w:rPr>
+        <w:t xml:space="preserve"> </w:t>
+      </w:r>
+      <w:r>
+        <w:rPr>
+          <w:position w:val="8"/>
+          <w:sz w:val="24"/>
+          <w:szCs w:val="24"/>
+        </w:rPr>
+        <w:t>Bootstrap</w:t>
+      </w:r>
+      <w:r>
+        <w:rPr>
+          <w:position w:val="8"/>
+          <w:sz w:val="24"/>
+          <w:szCs w:val="24"/>
+        </w:rPr>
+        <w:t>, T</w:t>
+      </w:r>
+      <w:r>
+        <w:rPr>
+          <w:position w:val="8"/>
+          <w:sz w:val="24"/>
+          <w:szCs w:val="24"/>
+        </w:rPr>
+        <w:t xml:space="preserve">ailwind </w:t>
+      </w:r>
+      <w:r>
+        <w:rPr>
+          <w:position w:val="8"/>
+          <w:sz w:val="24"/>
+          <w:szCs w:val="24"/>
+        </w:rPr>
+        <w:t xml:space="preserve">CSS, </w:t>
+      </w:r>
+      <w:r>
+        <w:rPr>
+          <w:position w:val="8"/>
+          <w:sz w:val="24"/>
+          <w:szCs w:val="24"/>
+        </w:rPr>
+        <w:t>Jasmine, Karma</w:t>
+      </w:r>
+    </w:p>
+    <w:p>
+      <w:pPr>
+        <w:spacing w:line="240" w:lineRule="auto"/>
+        <w:ind w:firstLine="720"/>
+        <w:rPr>
+          <w:b/>
+          <w:bCs/>
+          <w:position w:val="8"/>
+          <w:sz w:val="24"/>
+          <w:szCs w:val="24"/>
+        </w:rPr>
+      </w:pPr>
+      <w:r>
+        <w:rPr>
+          <w:b/>
+          <w:bCs/>
+          <w:position w:val="8"/>
+          <w:sz w:val="24"/>
+          <w:szCs w:val="24"/>
+        </w:rPr>
+        <w:t>Backend (Learning &amp; Personal Projects):</w:t>
+      </w:r>
+      <w:r>
+        <w:rPr>
+          <w:b/>
+          <w:bCs/>
+          <w:position w:val="8"/>
+          <w:sz w:val="24"/>
+          <w:szCs w:val="24"/>
+        </w:rPr>
+        <w:t xml:space="preserve"> </w:t>
+      </w:r>
+      <w:r>
+        <w:rPr>
+          <w:position w:val="8"/>
+          <w:sz w:val="24"/>
+          <w:szCs w:val="24"/>
+        </w:rPr>
+        <w:t xml:space="preserve">Java, </w:t>
+      </w:r>
+      <w:r>
+        <w:rPr>
+          <w:position w:val="8"/>
+          <w:sz w:val="24"/>
+          <w:szCs w:val="24"/>
+        </w:rPr>
+        <w:t>Spring Boot, Spring Security</w:t>
+      </w:r>
+      <w:r>
+        <w:rPr>
+          <w:position w:val="8"/>
+          <w:sz w:val="24"/>
+          <w:szCs w:val="24"/>
+        </w:rPr>
+        <w:t>, MySQL, MongoDB</w:t>
+      </w:r>
+    </w:p>
+    <w:p>
+      <w:pPr>
+        <w:spacing w:line="240" w:lineRule="auto"/>
+        <w:ind w:firstLine="720"/>
+        <w:rPr>
+          <w:position w:val="8"/>
+          <w:sz w:val="24"/>
+          <w:szCs w:val="24"/>
+        </w:rPr>
+      </w:pPr>
+      <w:r>
+        <w:rPr>
+          <w:b/>
+          <w:bCs/>
+          <w:position w:val="8"/>
+          <w:sz w:val="24"/>
+          <w:szCs w:val="24"/>
+        </w:rPr>
+        <w:t xml:space="preserve">Tools &amp; Technologies: </w:t>
+      </w:r>
+      <w:r>
+        <w:rPr>
+          <w:position w:val="8"/>
+          <w:sz w:val="24"/>
+          <w:szCs w:val="24"/>
+        </w:rPr>
+        <w:t xml:space="preserve">Git, </w:t>
+      </w:r>
+      <w:r>
+        <w:rPr>
+          <w:position w:val="8"/>
+          <w:sz w:val="24"/>
+          <w:szCs w:val="24"/>
+        </w:rPr>
+        <w:t>GitHub Actions (CI/CD)</w:t>
+      </w:r>
+      <w:r>
+        <w:rPr>
+          <w:position w:val="8"/>
+          <w:sz w:val="24"/>
+          <w:szCs w:val="24"/>
+        </w:rPr>
+        <w:t>,</w:t>
+      </w:r>
+      <w:r>
+        <w:rPr>
+          <w:position w:val="8"/>
+          <w:sz w:val="24"/>
+          <w:szCs w:val="24"/>
+        </w:rPr>
+        <w:t xml:space="preserve"> </w:t>
+      </w:r>
+      <w:r>
+        <w:rPr>
+          <w:position w:val="8"/>
+          <w:sz w:val="24"/>
+          <w:szCs w:val="24"/>
+        </w:rPr>
+        <w:t>Node.js, Angular CLI, RESTful APIs</w:t>
+      </w:r>
+      <w:r>
+        <w:rPr>
+          <w:position w:val="8"/>
+          <w:sz w:val="24"/>
+          <w:szCs w:val="24"/>
+        </w:rPr>
         <w:t xml:space="preserve">, </w:t>
       </w:r>
-    </w:p>
-    <w:p>
-      <w:pPr>
-        <w:spacing w:line="240" w:lineRule="auto"/>
-        <w:ind w:firstLine="720"/>
-        <w:rPr>
-          <w:position w:val="8"/>
-          <w:sz w:val="24"/>
-          <w:szCs w:val="24"/>
-        </w:rPr>
-      </w:pPr>
-      <w:r>
-        <w:rPr>
-          <w:b/>
-          <w:bCs/>
-          <w:position w:val="8"/>
-          <w:sz w:val="24"/>
-          <w:szCs w:val="24"/>
-        </w:rPr>
-        <w:t>Frameworks &amp; Libraries:</w:t>
-      </w:r>
-      <w:r>
-        <w:rPr>
-          <w:position w:val="8"/>
-          <w:sz w:val="24"/>
-          <w:szCs w:val="24"/>
-        </w:rPr>
-        <w:t xml:space="preserve"> Angular, Spring Boot, Angular Material, </w:t>
-      </w:r>
-      <w:proofErr w:type="spellStart"/>
-      <w:r>
-        <w:rPr>
-          <w:position w:val="8"/>
-          <w:sz w:val="24"/>
-          <w:szCs w:val="24"/>
-        </w:rPr>
-        <w:t>NgRx</w:t>
-      </w:r>
-      <w:proofErr w:type="spellEnd"/>
-      <w:r>
-        <w:rPr>
-          <w:position w:val="8"/>
-          <w:sz w:val="24"/>
-          <w:szCs w:val="24"/>
-        </w:rPr>
-        <w:t xml:space="preserve">, </w:t>
-      </w:r>
-      <w:proofErr w:type="spellStart"/>
-      <w:r>
-        <w:rPr>
-          <w:position w:val="8"/>
-          <w:sz w:val="24"/>
-          <w:szCs w:val="24"/>
-        </w:rPr>
-        <w:t>RxJS</w:t>
-      </w:r>
-      <w:proofErr w:type="spellEnd"/>
-    </w:p>
-    <w:p>
-      <w:pPr>
-        <w:spacing w:line="240" w:lineRule="auto"/>
-        <w:ind w:firstLine="720"/>
-        <w:rPr>
-          <w:position w:val="8"/>
-          <w:sz w:val="24"/>
-          <w:szCs w:val="24"/>
-        </w:rPr>
-      </w:pPr>
-      <w:r>
-        <w:rPr>
-          <w:b/>
-          <w:bCs/>
-          <w:position w:val="8"/>
-          <w:sz w:val="24"/>
-          <w:szCs w:val="24"/>
-        </w:rPr>
-        <w:t>Styling</w:t>
-      </w:r>
-      <w:r>
-        <w:rPr>
-          <w:b/>
-          <w:bCs/>
-          <w:position w:val="8"/>
-          <w:sz w:val="24"/>
-          <w:szCs w:val="24"/>
-        </w:rPr>
-        <w:t>:</w:t>
-      </w:r>
-      <w:r>
-        <w:rPr>
-          <w:position w:val="8"/>
-          <w:sz w:val="24"/>
-          <w:szCs w:val="24"/>
-        </w:rPr>
-        <w:t xml:space="preserve"> Bootstrap</w:t>
-      </w:r>
-      <w:r>
-        <w:rPr>
-          <w:position w:val="8"/>
-          <w:sz w:val="24"/>
-          <w:szCs w:val="24"/>
-        </w:rPr>
-        <w:t>, T</w:t>
-      </w:r>
-      <w:r>
-        <w:rPr>
-          <w:position w:val="8"/>
-          <w:sz w:val="24"/>
-          <w:szCs w:val="24"/>
-        </w:rPr>
-        <w:t xml:space="preserve">ailwind </w:t>
-      </w:r>
-      <w:r>
-        <w:rPr>
-          <w:position w:val="8"/>
-          <w:sz w:val="24"/>
-          <w:szCs w:val="24"/>
-        </w:rPr>
-        <w:t>CSS</w:t>
-      </w:r>
-    </w:p>
-    <w:p>
-      <w:pPr>
-        <w:spacing w:line="240" w:lineRule="auto"/>
-        <w:ind w:firstLine="720"/>
-        <w:rPr>
-          <w:position w:val="8"/>
-          <w:sz w:val="24"/>
-          <w:szCs w:val="24"/>
-        </w:rPr>
-      </w:pPr>
-      <w:r>
-        <w:rPr>
-          <w:b/>
-          <w:bCs/>
-          <w:position w:val="8"/>
-          <w:sz w:val="24"/>
-          <w:szCs w:val="24"/>
-        </w:rPr>
-        <w:t>Testing:</w:t>
-      </w:r>
-      <w:r>
-        <w:rPr>
-          <w:position w:val="8"/>
-          <w:sz w:val="24"/>
-          <w:szCs w:val="24"/>
-        </w:rPr>
-        <w:t xml:space="preserve"> Jasmine, Karma</w:t>
-      </w:r>
-    </w:p>
-    <w:p>
-      <w:pPr>
-        <w:spacing w:line="240" w:lineRule="auto"/>
-        <w:ind w:firstLine="720"/>
-        <w:rPr>
-          <w:position w:val="8"/>
-          <w:sz w:val="24"/>
-          <w:szCs w:val="24"/>
-        </w:rPr>
-      </w:pPr>
-      <w:r>
-        <w:rPr>
-          <w:b/>
-          <w:bCs/>
-          <w:position w:val="8"/>
-          <w:sz w:val="24"/>
-          <w:szCs w:val="24"/>
-        </w:rPr>
-        <w:t xml:space="preserve">Tools &amp; Technologies: </w:t>
-      </w:r>
-      <w:r>
-        <w:rPr>
-          <w:position w:val="8"/>
-          <w:sz w:val="24"/>
-          <w:szCs w:val="24"/>
-        </w:rPr>
-        <w:t>Git, Node.js, Angular CLI, RESTful APIs</w:t>
+      <w:r>
+        <w:rPr>
+          <w:position w:val="8"/>
+          <w:sz w:val="24"/>
+          <w:szCs w:val="24"/>
+        </w:rPr>
+        <w:t>Nginx, PM2</w:t>
       </w:r>
     </w:p>
     <w:p>
@@ -1277,7 +1319,6 @@
           <w:sz w:val="24"/>
           <w:szCs w:val="24"/>
         </w:rPr>
-        <w:lastRenderedPageBreak/>
         <w:t xml:space="preserve">Built core application features including authentication, user profile management, multilingual support with dynamic language switching using </w:t>
       </w:r>
       <w:proofErr w:type="spellStart"/>
@@ -1416,6 +1457,7 @@
           <w:sz w:val="24"/>
           <w:szCs w:val="24"/>
         </w:rPr>
+        <w:lastRenderedPageBreak/>
         <w:t xml:space="preserve">Implemented a scalable </w:t>
       </w:r>
       <w:r>
@@ -1435,55 +1477,6 @@
           <w:szCs w:val="24"/>
         </w:rPr>
         <w:t xml:space="preserve"> module supporting configurable plans, add-ons, feature entitlements, pricing, and subscription lifecycle management. Built both platform administrator configuration tools and user subscription workflows, including renewal and expiry notifications</w:t>
-      </w:r>
-      <w:r>
-        <w:rPr>
-          <w:position w:val="8"/>
-          <w:sz w:val="24"/>
-          <w:szCs w:val="24"/>
-        </w:rPr>
-        <w:t>.</w:t>
-      </w:r>
-    </w:p>
-    <w:p>
-      <w:pPr>
-        <w:pStyle w:val="ListParagraph"/>
-        <w:numPr>
-          <w:ilvl w:val="0"/>
-          <w:numId w:val="1"/>
-        </w:numPr>
-        <w:spacing w:line="240" w:lineRule="auto"/>
-        <w:rPr>
-          <w:position w:val="8"/>
-          <w:sz w:val="24"/>
-          <w:szCs w:val="24"/>
-        </w:rPr>
-      </w:pPr>
-      <w:r>
-        <w:rPr>
-          <w:position w:val="8"/>
-          <w:sz w:val="24"/>
-          <w:szCs w:val="24"/>
-        </w:rPr>
-        <w:t xml:space="preserve">Customized </w:t>
-      </w:r>
-      <w:r>
-        <w:rPr>
-          <w:b/>
-          <w:bCs/>
-          <w:position w:val="8"/>
-          <w:sz w:val="24"/>
-          <w:szCs w:val="24"/>
-        </w:rPr>
-        <w:t>Angular Material</w:t>
-      </w:r>
-      <w:r>
-        <w:rPr>
-          <w:position w:val="8"/>
-          <w:sz w:val="24"/>
-          <w:szCs w:val="24"/>
-        </w:rPr>
-        <w:t xml:space="preserve"> and third-party components to meet project-specific UI/UX requirements while maintaining consistency, scalability, and reusable design patterns</w:t>
       </w:r>
       <w:r>
         <w:rPr>
@@ -1739,6 +1732,51 @@
           <w:sz w:val="24"/>
           <w:szCs w:val="24"/>
         </w:rPr>
+        <w:t>Demo video Link:</w:t>
+      </w:r>
+      <w:r>
+        <w:rPr>
+          <w:position w:val="8"/>
+          <w:sz w:val="24"/>
+          <w:szCs w:val="24"/>
+        </w:rPr>
+        <w:t xml:space="preserve"> </w:t>
+      </w:r>
+      <w:hyperlink r:id="rId11" w:history="1">
+        <w:r>
+          <w:rPr>
+            <w:rStyle w:val="Hyperlink"/>
+            <w:position w:val="8"/>
+            <w:sz w:val="24"/>
+            <w:szCs w:val="24"/>
+          </w:rPr>
+          <w:t>https://arnab-khan.github.io/images/projects/app-lab.mp4</w:t>
+        </w:r>
+      </w:hyperlink>
+      <w:r>
+        <w:rPr>
+          <w:position w:val="8"/>
+          <w:sz w:val="24"/>
+          <w:szCs w:val="24"/>
+        </w:rPr>
+        <w:t xml:space="preserve"> </w:t>
+      </w:r>
+    </w:p>
+    <w:p>
+      <w:pPr>
+        <w:spacing w:line="240" w:lineRule="auto"/>
+        <w:rPr>
+          <w:position w:val="8"/>
+          <w:sz w:val="24"/>
+          <w:szCs w:val="24"/>
+        </w:rPr>
+      </w:pPr>
+      <w:r>
+        <w:rPr>
+          <w:position w:val="8"/>
+          <w:sz w:val="24"/>
+          <w:szCs w:val="24"/>
+        </w:rPr>
         <w:t>Source Code:</w:t>
       </w:r>
     </w:p>
@@ -1760,7 +1798,7 @@
         </w:rPr>
         <w:t xml:space="preserve">Frontend: </w:t>
       </w:r>
-      <w:hyperlink r:id="rId11" w:history="1">
+      <w:hyperlink r:id="rId12" w:history="1">
         <w:r>
           <w:rPr>
             <w:rStyle w:val="Hyperlink"/>
@@ -1798,7 +1836,7 @@
         </w:rPr>
         <w:t xml:space="preserve">Backend: </w:t>
       </w:r>
-      <w:hyperlink r:id="rId12" w:history="1">
+      <w:hyperlink r:id="rId13" w:history="1">
         <w:r>
           <w:rPr>
             <w:rStyle w:val="Hyperlink"/>
@@ -1887,25 +1925,23 @@
           <w:sz w:val="24"/>
           <w:szCs w:val="24"/>
         </w:rPr>
-        <w:t>-based session authentication.</w:t>
-      </w:r>
-    </w:p>
-    <w:p>
-      <w:pPr>
-        <w:spacing w:line="240" w:lineRule="auto"/>
-        <w:rPr>
-          <w:position w:val="8"/>
-          <w:sz w:val="24"/>
-          <w:szCs w:val="24"/>
-        </w:rPr>
-      </w:pPr>
-      <w:r>
-        <w:rPr>
-          <w:position w:val="8"/>
-          <w:sz w:val="24"/>
-          <w:szCs w:val="24"/>
-        </w:rPr>
-        <w:t>Implemented user authentication, profile management, unique username validation, profile image upload, and public user profiles.</w:t>
+        <w:t>-based session authentication</w:t>
+      </w:r>
+      <w:r>
+        <w:rPr>
+          <w:position w:val="8"/>
+          <w:sz w:val="24"/>
+          <w:szCs w:val="24"/>
+        </w:rPr>
+        <w:t xml:space="preserve"> and i</w:t>
+      </w:r>
+      <w:r>
+        <w:rPr>
+          <w:position w:val="8"/>
+          <w:sz w:val="24"/>
+          <w:szCs w:val="24"/>
+        </w:rPr>
+        <w:t>mplemented user authentication, profile management, unique username validation, profile image upload, and public user profiles.</w:t>
       </w:r>
     </w:p>
     <w:p>
@@ -1943,16 +1979,14 @@
         </w:rPr>
         <w:t xml:space="preserve"> with dynamic metadata for search engine indexing and rich link previews.</w:t>
       </w:r>
-    </w:p>
-    <w:p>
-      <w:pPr>
-        <w:spacing w:line="240" w:lineRule="auto"/>
-        <w:rPr>
-          <w:position w:val="8"/>
-          <w:sz w:val="24"/>
-          <w:szCs w:val="24"/>
-        </w:rPr>
-      </w:pPr>
+      <w:r>
+        <w:rPr>
+          <w:position w:val="8"/>
+          <w:sz w:val="24"/>
+          <w:szCs w:val="24"/>
+        </w:rPr>
+        <w:t xml:space="preserve"> </w:t>
+      </w:r>
       <w:r>
         <w:rPr>
           <w:position w:val="8"/>
@@ -2209,7 +2243,7 @@
         </w:rPr>
         <w:t xml:space="preserve">Live Project: </w:t>
       </w:r>
-      <w:hyperlink r:id="rId13" w:history="1">
+      <w:hyperlink r:id="rId14" w:history="1">
         <w:r>
           <w:rPr>
             <w:rStyle w:val="Hyperlink"/>
@@ -2265,7 +2299,7 @@
         </w:rPr>
         <w:t xml:space="preserve">Backend: </w:t>
       </w:r>
-      <w:hyperlink r:id="rId14" w:history="1">
+      <w:hyperlink r:id="rId15" w:history="1">
         <w:r>
           <w:rPr>
             <w:rStyle w:val="Hyperlink"/>
@@ -2305,7 +2339,7 @@
         </w:rPr>
         <w:t xml:space="preserve">Frontend: </w:t>
       </w:r>
-      <w:hyperlink r:id="rId15" w:history="1">
+      <w:hyperlink r:id="rId16" w:history="1">
         <w:r>
           <w:rPr>
             <w:rStyle w:val="Hyperlink"/>
@@ -2472,7 +2506,6 @@
           <w:sz w:val="24"/>
           <w:szCs w:val="24"/>
         </w:rPr>
-        <w:lastRenderedPageBreak/>
         <w:br/>
       </w:r>
       <w:r>
@@ -2507,7 +2540,7 @@
         </w:rPr>
         <w:t xml:space="preserve"> </w:t>
       </w:r>
-      <w:hyperlink r:id="rId16" w:anchor="/work" w:history="1">
+      <w:hyperlink r:id="rId17" w:anchor="/work" w:history="1">
         <w:r>
           <w:rPr>
             <w:rStyle w:val="Hyperlink"/>
@@ -2617,7 +2650,7 @@
           <w:sz w:val="24"/>
           <w:szCs w:val="24"/>
         </w:rPr>
-        <w:tab/>
+        <w:t xml:space="preserve">             </w:t>
       </w:r>
       <w:r>
         <w:rPr>
@@ -2628,17 +2661,14 @@
         </w:rPr>
         <w:t>Master of Computer Applications (MCA) – 2025</w:t>
       </w:r>
-    </w:p>
-    <w:p>
-      <w:pPr>
-        <w:spacing w:line="240" w:lineRule="auto"/>
-        <w:ind w:left="720"/>
-        <w:rPr>
-          <w:position w:val="8"/>
-          <w:sz w:val="24"/>
-          <w:szCs w:val="24"/>
-        </w:rPr>
-      </w:pPr>
+      <w:r>
+        <w:rPr>
+          <w:position w:val="8"/>
+          <w:sz w:val="24"/>
+          <w:szCs w:val="24"/>
+        </w:rPr>
+        <w:t xml:space="preserve">: </w:t>
+      </w:r>
       <w:r>
         <w:rPr>
           <w:position w:val="8"/>
@@ -2653,15 +2683,7 @@
           <w:sz w:val="24"/>
           <w:szCs w:val="24"/>
         </w:rPr>
-        <w:t xml:space="preserve"> | </w:t>
-      </w:r>
-      <w:r>
-        <w:rPr>
-          <w:position w:val="8"/>
-          <w:sz w:val="24"/>
-          <w:szCs w:val="24"/>
-        </w:rPr>
-        <w:t>CGPA: 7.41</w:t>
+        <w:t xml:space="preserve"> </w:t>
       </w:r>
     </w:p>
     <w:p>
@@ -2692,7 +2714,7 @@
           <w:szCs w:val="24"/>
           <w:u w:val="single"/>
         </w:rPr>
-        <w:t xml:space="preserve">- </w:t>
+        <w:t>–</w:t>
       </w:r>
       <w:r>
         <w:rPr>
@@ -2701,19 +2723,35 @@
           <w:szCs w:val="24"/>
           <w:u w:val="single"/>
         </w:rPr>
+        <w:t xml:space="preserve"> </w:t>
+      </w:r>
+      <w:r>
+        <w:rPr>
+          <w:position w:val="8"/>
+          <w:sz w:val="24"/>
+          <w:szCs w:val="24"/>
+          <w:u w:val="single"/>
+        </w:rPr>
         <w:t>2020</w:t>
       </w:r>
-    </w:p>
-    <w:p>
-      <w:pPr>
-        <w:spacing w:line="240" w:lineRule="auto"/>
-        <w:ind w:firstLine="720"/>
-        <w:rPr>
-          <w:position w:val="8"/>
-          <w:sz w:val="24"/>
-          <w:szCs w:val="24"/>
-        </w:rPr>
-      </w:pPr>
+      <w:r>
+        <w:rPr>
+          <w:position w:val="8"/>
+          <w:sz w:val="24"/>
+          <w:szCs w:val="24"/>
+        </w:rPr>
+        <w:t>:</w:t>
+      </w:r>
+      <w:r>
+        <w:rPr>
+          <w:b/>
+          <w:bCs/>
+          <w:position w:val="8"/>
+          <w:sz w:val="24"/>
+          <w:szCs w:val="24"/>
+        </w:rPr>
+        <w:t xml:space="preserve"> </w:t>
+      </w:r>
       <w:r>
         <w:rPr>
           <w:position w:val="8"/>
@@ -2721,138 +2759,6 @@
           <w:szCs w:val="24"/>
         </w:rPr>
         <w:t xml:space="preserve">Midnapore city college - Vidyasagar University </w:t>
-      </w:r>
-    </w:p>
-    <w:p>
-      <w:pPr>
-        <w:spacing w:line="240" w:lineRule="auto"/>
-        <w:ind w:firstLine="720"/>
-        <w:rPr>
-          <w:position w:val="8"/>
-          <w:sz w:val="24"/>
-          <w:szCs w:val="24"/>
-          <w:u w:val="single"/>
-        </w:rPr>
-      </w:pPr>
-      <w:r>
-        <w:rPr>
-          <w:position w:val="8"/>
-          <w:sz w:val="24"/>
-          <w:szCs w:val="24"/>
-          <w:u w:val="single"/>
-        </w:rPr>
-        <w:t>B.Sc. in Physics – 2018</w:t>
-      </w:r>
-    </w:p>
-    <w:p>
-      <w:pPr>
-        <w:spacing w:line="240" w:lineRule="auto"/>
-        <w:ind w:firstLine="720"/>
-        <w:rPr>
-          <w:position w:val="8"/>
-          <w:sz w:val="24"/>
-          <w:szCs w:val="24"/>
-        </w:rPr>
-      </w:pPr>
-      <w:r>
-        <w:rPr>
-          <w:position w:val="8"/>
-          <w:sz w:val="24"/>
-          <w:szCs w:val="24"/>
-        </w:rPr>
-        <w:t>Netaji Mahavidyalaya – The University of Burdwan</w:t>
-      </w:r>
-    </w:p>
-    <w:p>
-      <w:pPr>
-        <w:spacing w:line="240" w:lineRule="auto"/>
-        <w:rPr>
-          <w:position w:val="8"/>
-          <w:sz w:val="24"/>
-          <w:szCs w:val="24"/>
-        </w:rPr>
-      </w:pPr>
-      <w:r>
-        <w:rPr>
-          <w:b/>
-          <w:bCs/>
-          <w:color w:val="70AD47" w:themeColor="accent6"/>
-          <w:position w:val="8"/>
-          <w:sz w:val="32"/>
-          <w:szCs w:val="32"/>
-        </w:rPr>
-        <w:t>----------------------------------------------------------------------------------------------------------</w:t>
-      </w:r>
-      <w:r>
-        <w:rPr>
-          <w:b/>
-          <w:bCs/>
-          <w:color w:val="70AD47" w:themeColor="accent6"/>
-          <w:position w:val="8"/>
-          <w:sz w:val="32"/>
-          <w:szCs w:val="32"/>
-        </w:rPr>
-        <w:t>---</w:t>
-      </w:r>
-    </w:p>
-    <w:p>
-      <w:pPr>
-        <w:spacing w:line="240" w:lineRule="auto"/>
-        <w:rPr>
-          <w:position w:val="8"/>
-          <w:sz w:val="24"/>
-          <w:szCs w:val="24"/>
-        </w:rPr>
-      </w:pPr>
-      <w:r>
-        <w:rPr>
-          <w:b/>
-          <w:bCs/>
-          <w:position w:val="8"/>
-          <w:sz w:val="28"/>
-          <w:szCs w:val="28"/>
-        </w:rPr>
-        <w:t>Languages:</w:t>
-      </w:r>
-      <w:r>
-        <w:rPr>
-          <w:position w:val="8"/>
-          <w:sz w:val="24"/>
-          <w:szCs w:val="24"/>
-        </w:rPr>
-        <w:t xml:space="preserve"> English</w:t>
-      </w:r>
-      <w:r>
-        <w:rPr>
-          <w:position w:val="8"/>
-          <w:sz w:val="24"/>
-          <w:szCs w:val="24"/>
-        </w:rPr>
-        <w:t>,</w:t>
-      </w:r>
-      <w:r>
-        <w:rPr>
-          <w:position w:val="8"/>
-          <w:sz w:val="24"/>
-          <w:szCs w:val="24"/>
-        </w:rPr>
-        <w:t xml:space="preserve"> Hindi</w:t>
-      </w:r>
-      <w:r>
-        <w:rPr>
-          <w:position w:val="8"/>
-          <w:sz w:val="24"/>
-          <w:szCs w:val="24"/>
-        </w:rPr>
-        <w:t xml:space="preserve"> &amp; Bangla</w:t>
-      </w:r>
-      <w:r>
-        <w:rPr>
-          <w:position w:val="8"/>
-          <w:sz w:val="24"/>
-          <w:szCs w:val="24"/>
-        </w:rPr>
-        <w:t>.</w:t>
       </w:r>
     </w:p>
     <w:sectPr>

--- a/resume-3/Arnab_Khan_Resume.docx
+++ b/resume-3/Arnab_Khan_Resume.docx
@@ -43,7 +43,7 @@
           <w:sz w:val="28"/>
           <w:szCs w:val="28"/>
         </w:rPr>
-        <w:t>Frontend</w:t>
+        <w:t>Frontend Developer</w:t>
       </w:r>
       <w:r>
         <w:rPr>
@@ -97,14 +97,7 @@
           <w:sz w:val="28"/>
           <w:szCs w:val="28"/>
         </w:rPr>
-        <w:t xml:space="preserve">JavaScript </w:t>
-      </w:r>
-      <w:r>
-        <w:rPr>
-          <w:sz w:val="28"/>
-          <w:szCs w:val="28"/>
-        </w:rPr>
-        <w:t xml:space="preserve">| </w:t>
+        <w:t>TypeScript</w:t>
       </w:r>
       <w:r>
         <w:rPr>
@@ -112,7 +105,22 @@
           <w:sz w:val="28"/>
           <w:szCs w:val="28"/>
         </w:rPr>
-        <w:t>TypeScript</w:t>
+        <w:t xml:space="preserve"> </w:t>
+      </w:r>
+      <w:r>
+        <w:rPr>
+          <w:sz w:val="28"/>
+          <w:szCs w:val="28"/>
+        </w:rPr>
+        <w:t xml:space="preserve">| </w:t>
+      </w:r>
+      <w:r>
+        <w:rPr>
+          <w:color w:val="ED7D31" w:themeColor="accent2"/>
+          <w:sz w:val="28"/>
+          <w:szCs w:val="28"/>
+        </w:rPr>
+        <w:t>JavaScript</w:t>
       </w:r>
       <w:r>
         <w:rPr>
@@ -273,6 +281,13 @@
       </w:r>
       <w:r>
         <w:rPr>
+          <w:sz w:val="24"/>
+          <w:szCs w:val="24"/>
+        </w:rPr>
+        <w:t xml:space="preserve">       </w:t>
+      </w:r>
+      <w:r>
+        <w:rPr>
           <w:b/>
           <w:bCs/>
           <w:sz w:val="24"/>
@@ -311,29 +326,6 @@
         </w:rPr>
         <w:t xml:space="preserve">  </w:t>
       </w:r>
-      <w:r>
-        <w:rPr>
-          <w:b/>
-          <w:bCs/>
-          <w:sz w:val="24"/>
-          <w:szCs w:val="24"/>
-        </w:rPr>
-        <w:t>Location:</w:t>
-      </w:r>
-      <w:r>
-        <w:rPr>
-          <w:sz w:val="24"/>
-          <w:szCs w:val="24"/>
-        </w:rPr>
-        <w:t xml:space="preserve"> </w:t>
-      </w:r>
-      <w:r>
-        <w:rPr>
-          <w:sz w:val="24"/>
-          <w:szCs w:val="24"/>
-        </w:rPr>
-        <w:t>West Bengal, India</w:t>
-      </w:r>
     </w:p>
     <w:p>
       <w:pPr>
@@ -855,7 +847,10 @@
         </w:rPr>
         <w:t xml:space="preserve"> </w:t>
       </w:r>
-      <w:r>
+    </w:p>
+    <w:p>
+      <w:pPr>
+        <w:spacing w:line="240" w:lineRule="auto"/>
         <w:rPr>
           <w:i/>
           <w:iCs/>
@@ -863,12 +858,8 @@
           <w:sz w:val="24"/>
           <w:szCs w:val="24"/>
         </w:rPr>
-        <w:t>April 2022 – Present (including internship)</w:t>
-      </w:r>
-    </w:p>
-    <w:p>
-      <w:pPr>
-        <w:spacing w:line="240" w:lineRule="auto"/>
+      </w:pPr>
+      <w:r>
         <w:rPr>
           <w:i/>
           <w:iCs/>
@@ -876,7 +867,8 @@
           <w:sz w:val="24"/>
           <w:szCs w:val="24"/>
         </w:rPr>
-      </w:pPr>
+        <w:t>April 2022 – Present (Internship: Apr 2022 – Nov 2022; Full-time: Dec 2022 – Present)</w:t>
+      </w:r>
       <w:r>
         <w:rPr>
           <w:i/>
@@ -885,7 +877,7 @@
           <w:sz w:val="24"/>
           <w:szCs w:val="24"/>
         </w:rPr>
-        <w:t>Began as an intern (April 2022 – Nov 2022), transitioned to full-time from Dec 2022.</w:t>
+        <w:t>.</w:t>
       </w:r>
     </w:p>
     <w:p>
@@ -1732,7 +1724,23 @@
           <w:sz w:val="24"/>
           <w:szCs w:val="24"/>
         </w:rPr>
-        <w:t>Demo video Link:</w:t>
+        <w:t xml:space="preserve">Demo </w:t>
+      </w:r>
+      <w:r>
+        <w:rPr>
+          <w:position w:val="8"/>
+          <w:sz w:val="24"/>
+          <w:szCs w:val="24"/>
+        </w:rPr>
+        <w:t>V</w:t>
+      </w:r>
+      <w:r>
+        <w:rPr>
+          <w:position w:val="8"/>
+          <w:sz w:val="24"/>
+          <w:szCs w:val="24"/>
+        </w:rPr>
+        <w:t>ideo:</w:t>
       </w:r>
       <w:r>
         <w:rPr>
@@ -2758,7 +2766,39 @@
           <w:sz w:val="24"/>
           <w:szCs w:val="24"/>
         </w:rPr>
-        <w:t xml:space="preserve">Midnapore city college - Vidyasagar University </w:t>
+        <w:t xml:space="preserve">Midnapore </w:t>
+      </w:r>
+      <w:r>
+        <w:rPr>
+          <w:position w:val="8"/>
+          <w:sz w:val="24"/>
+          <w:szCs w:val="24"/>
+        </w:rPr>
+        <w:t>C</w:t>
+      </w:r>
+      <w:r>
+        <w:rPr>
+          <w:position w:val="8"/>
+          <w:sz w:val="24"/>
+          <w:szCs w:val="24"/>
+        </w:rPr>
+        <w:t xml:space="preserve">ity </w:t>
+      </w:r>
+      <w:r>
+        <w:rPr>
+          <w:position w:val="8"/>
+          <w:sz w:val="24"/>
+          <w:szCs w:val="24"/>
+        </w:rPr>
+        <w:t>C</w:t>
+      </w:r>
+      <w:r>
+        <w:rPr>
+          <w:position w:val="8"/>
+          <w:sz w:val="24"/>
+          <w:szCs w:val="24"/>
+        </w:rPr>
+        <w:t xml:space="preserve">ollege - Vidyasagar University </w:t>
       </w:r>
     </w:p>
     <w:sectPr>
